--- a/tillsyn/A 31567-2025 tillsynsbegäran.docx
+++ b/tillsyn/A 31567-2025 tillsynsbegäran.docx
@@ -12,7 +12,7 @@
     </w:p>
     <w:p>
       <w:r>
-        <w:t>Detta dokument behandlar höga naturvärden i avverkningsanmälan A 31567-2025 i Sundsvalls kommun. Denna avverkningsanmälan inkom 2025-06-25 och omfattar 2,0 ha.</w:t>
+        <w:t>Detta dokument behandlar höga naturvärden i avverkningsanmälan A 31567-2025 i Sundsvalls kommun. Denna avverkningsanmälan inkom 2025-06-25 15:49:12 och omfattar 2,0 ha.</w:t>
       </w:r>
     </w:p>
     <w:p>
@@ -35,7 +35,7 @@
     </w:p>
     <w:p>
       <w:r>
-        <w:t>I avverkningsanmälan har följande 11 naturvårdsarter hittats: knärot (VU, §8), garnlav (NT), granticka (NT), järpe (NT, §4), lunglav (NT), tretåig hackspett (NT, §4), ullticka (NT), bårdlav (S), stuplav (S), fläcknycklar (§8) och revlummer (§9). Av dessa är 7 rödlistade. För rödlistade arter har rödlistekategorin angivits inom parentes. Arter som är signalarter enligt Skogsstyrelsen har markerats med (S). För fridlysta arter anges även paragrafen i Artskyddsförordningen som arten är fridlyst enligt.</w:t>
+        <w:t>I avverkningsanmälan har följande 12 naturvårdsarter hittats: knärot (VU, §8), garnlav (NT), granticka (NT), järpe (NT, §4), lunglav (NT), skrovellav (NT), tretåig hackspett (NT, §4), ullticka (NT), bårdlav (S), stuplav (S), fläcknycklar (§8) och revlummer (§9). Av dessa är 8 rödlistade. För rödlistade arter har rödlistekategorin angivits inom parentes. Arter som är signalarter enligt Skogsstyrelsen har markerats med (S). För fridlysta arter anges även paragrafen i Artskyddsförordningen som arten är fridlyst enligt.</w:t>
       </w:r>
     </w:p>
     <w:p>
@@ -139,6 +139,26 @@
       </w:r>
       <w:r>
         <w:t xml:space="preserve"> (NA) (SLU Artdatabanken, 2025; SLU Artdatabanken, 2024; Nitare &amp; Skogsstyrelsen, 2019).</w:t>
+      </w:r>
+    </w:p>
+    <w:p>
+      <w:r>
+        <w:rPr>
+          <w:b/>
+        </w:rPr>
+        <w:t>Skrovellav (NT)</w:t>
+      </w:r>
+      <w:r>
+        <w:t xml:space="preserve"> växer på gamla lövträd och på klippor i gamla skogar med hög och jämn luftfuktighet. Slutavverkning av kontinuitetsskog utgör det största hotet och lavens fortsatta förekomst bör säkerställas genom att lokaler med äldre skog skyddas. I områden med mycket hög luftfuktighet kan man på bålen av skrovellav finna en sällsynt parasitsvamp med rödbruna apothecier, skrovellavsknapp </w:t>
+      </w:r>
+      <w:r>
+        <w:rPr>
+          <w:i/>
+        </w:rPr>
+        <w:t>Plectocarpon scrobiculatae</w:t>
+      </w:r>
+      <w:r>
+        <w:t xml:space="preserve"> (EN) (SLU Artdatabanken, 2024; Nitare &amp; Skogsstyrelsen, 2019).</w:t>
       </w:r>
     </w:p>
     <w:p>

--- a/tillsyn/A 31567-2025 tillsynsbegäran.docx
+++ b/tillsyn/A 31567-2025 tillsynsbegäran.docx
@@ -984,7 +984,7 @@
     <w:r>
       <w:tab/>
       <w:tab/>
-      <w:t>2025-08-09</w:t>
+      <w:t>2025-08-10</w:t>
       <w:br/>
       <w:br/>
     </w:r>

--- a/tillsyn/A 31567-2025 tillsynsbegäran.docx
+++ b/tillsyn/A 31567-2025 tillsynsbegäran.docx
@@ -984,7 +984,7 @@
     <w:r>
       <w:tab/>
       <w:tab/>
-      <w:t>2025-08-10</w:t>
+      <w:t>2025-08-11</w:t>
       <w:br/>
       <w:br/>
     </w:r>

--- a/tillsyn/A 31567-2025 tillsynsbegäran.docx
+++ b/tillsyn/A 31567-2025 tillsynsbegäran.docx
@@ -984,7 +984,7 @@
     <w:r>
       <w:tab/>
       <w:tab/>
-      <w:t>2025-08-11</w:t>
+      <w:t>2025-08-12</w:t>
       <w:br/>
       <w:br/>
     </w:r>

--- a/tillsyn/A 31567-2025 tillsynsbegäran.docx
+++ b/tillsyn/A 31567-2025 tillsynsbegäran.docx
@@ -12,7 +12,7 @@
     </w:p>
     <w:p>
       <w:r>
-        <w:t>Detta dokument behandlar höga naturvärden i avverkningsanmälan A 31567-2025 i Sundsvalls kommun. Denna avverkningsanmälan inkom 2025-06-25 15:49:12 och omfattar 2,0 ha.</w:t>
+        <w:t>Detta dokument behandlar höga naturvärden i avverkningsanmälan A 31567-2025 i Sundsvalls kommun. Denna avverkningsanmälan inkom 2025-06-25 00:00:00 och omfattar 2,0 ha.</w:t>
       </w:r>
     </w:p>
     <w:p>
@@ -984,7 +984,7 @@
     <w:r>
       <w:tab/>
       <w:tab/>
-      <w:t>2025-08-12</w:t>
+      <w:t>2025-08-13</w:t>
       <w:br/>
       <w:br/>
     </w:r>

--- a/tillsyn/A 31567-2025 tillsynsbegäran.docx
+++ b/tillsyn/A 31567-2025 tillsynsbegäran.docx
@@ -984,7 +984,7 @@
     <w:r>
       <w:tab/>
       <w:tab/>
-      <w:t>2025-08-13</w:t>
+      <w:t>2025-08-14</w:t>
       <w:br/>
       <w:br/>
     </w:r>

--- a/tillsyn/A 31567-2025 tillsynsbegäran.docx
+++ b/tillsyn/A 31567-2025 tillsynsbegäran.docx
@@ -984,7 +984,7 @@
     <w:r>
       <w:tab/>
       <w:tab/>
-      <w:t>2025-08-14</w:t>
+      <w:t>2025-08-15</w:t>
       <w:br/>
       <w:br/>
     </w:r>

--- a/tillsyn/A 31567-2025 tillsynsbegäran.docx
+++ b/tillsyn/A 31567-2025 tillsynsbegäran.docx
@@ -984,7 +984,7 @@
     <w:r>
       <w:tab/>
       <w:tab/>
-      <w:t>2025-08-15</w:t>
+      <w:t>2025-08-16</w:t>
       <w:br/>
       <w:br/>
     </w:r>

--- a/tillsyn/A 31567-2025 tillsynsbegäran.docx
+++ b/tillsyn/A 31567-2025 tillsynsbegäran.docx
@@ -984,7 +984,7 @@
     <w:r>
       <w:tab/>
       <w:tab/>
-      <w:t>2025-08-16</w:t>
+      <w:t>2025-08-17</w:t>
       <w:br/>
       <w:br/>
     </w:r>

--- a/tillsyn/A 31567-2025 tillsynsbegäran.docx
+++ b/tillsyn/A 31567-2025 tillsynsbegäran.docx
@@ -984,7 +984,7 @@
     <w:r>
       <w:tab/>
       <w:tab/>
-      <w:t>2025-08-17</w:t>
+      <w:t>2025-08-18</w:t>
       <w:br/>
       <w:br/>
     </w:r>

--- a/tillsyn/A 31567-2025 tillsynsbegäran.docx
+++ b/tillsyn/A 31567-2025 tillsynsbegäran.docx
@@ -984,7 +984,7 @@
     <w:r>
       <w:tab/>
       <w:tab/>
-      <w:t>2025-08-18</w:t>
+      <w:t>2025-08-19</w:t>
       <w:br/>
       <w:br/>
     </w:r>

--- a/tillsyn/A 31567-2025 tillsynsbegäran.docx
+++ b/tillsyn/A 31567-2025 tillsynsbegäran.docx
@@ -984,7 +984,7 @@
     <w:r>
       <w:tab/>
       <w:tab/>
-      <w:t>2025-08-19</w:t>
+      <w:t>2025-08-20</w:t>
       <w:br/>
       <w:br/>
     </w:r>

--- a/tillsyn/A 31567-2025 tillsynsbegäran.docx
+++ b/tillsyn/A 31567-2025 tillsynsbegäran.docx
@@ -984,7 +984,7 @@
     <w:r>
       <w:tab/>
       <w:tab/>
-      <w:t>2025-08-20</w:t>
+      <w:t>2025-08-21</w:t>
       <w:br/>
       <w:br/>
     </w:r>

--- a/tillsyn/A 31567-2025 tillsynsbegäran.docx
+++ b/tillsyn/A 31567-2025 tillsynsbegäran.docx
@@ -984,7 +984,7 @@
     <w:r>
       <w:tab/>
       <w:tab/>
-      <w:t>2025-08-21</w:t>
+      <w:t>2025-08-22</w:t>
       <w:br/>
       <w:br/>
     </w:r>

--- a/tillsyn/A 31567-2025 tillsynsbegäran.docx
+++ b/tillsyn/A 31567-2025 tillsynsbegäran.docx
@@ -984,7 +984,7 @@
     <w:r>
       <w:tab/>
       <w:tab/>
-      <w:t>2025-08-22</w:t>
+      <w:t>2025-08-23</w:t>
       <w:br/>
       <w:br/>
     </w:r>

--- a/tillsyn/A 31567-2025 tillsynsbegäran.docx
+++ b/tillsyn/A 31567-2025 tillsynsbegäran.docx
@@ -984,7 +984,7 @@
     <w:r>
       <w:tab/>
       <w:tab/>
-      <w:t>2025-08-23</w:t>
+      <w:t>2025-08-24</w:t>
       <w:br/>
       <w:br/>
     </w:r>

--- a/tillsyn/A 31567-2025 tillsynsbegäran.docx
+++ b/tillsyn/A 31567-2025 tillsynsbegäran.docx
@@ -984,7 +984,7 @@
     <w:r>
       <w:tab/>
       <w:tab/>
-      <w:t>2025-08-24</w:t>
+      <w:t>2025-08-25</w:t>
       <w:br/>
       <w:br/>
     </w:r>

--- a/tillsyn/A 31567-2025 tillsynsbegäran.docx
+++ b/tillsyn/A 31567-2025 tillsynsbegäran.docx
@@ -984,7 +984,7 @@
     <w:r>
       <w:tab/>
       <w:tab/>
-      <w:t>2025-08-25</w:t>
+      <w:t>2025-08-26</w:t>
       <w:br/>
       <w:br/>
     </w:r>

--- a/tillsyn/A 31567-2025 tillsynsbegäran.docx
+++ b/tillsyn/A 31567-2025 tillsynsbegäran.docx
@@ -984,7 +984,7 @@
     <w:r>
       <w:tab/>
       <w:tab/>
-      <w:t>2025-08-26</w:t>
+      <w:t>2025-08-30</w:t>
       <w:br/>
       <w:br/>
     </w:r>

--- a/tillsyn/A 31567-2025 tillsynsbegäran.docx
+++ b/tillsyn/A 31567-2025 tillsynsbegäran.docx
@@ -984,7 +984,7 @@
     <w:r>
       <w:tab/>
       <w:tab/>
-      <w:t>2025-08-30</w:t>
+      <w:t>2025-08-31</w:t>
       <w:br/>
       <w:br/>
     </w:r>

--- a/tillsyn/A 31567-2025 tillsynsbegäran.docx
+++ b/tillsyn/A 31567-2025 tillsynsbegäran.docx
@@ -984,7 +984,7 @@
     <w:r>
       <w:tab/>
       <w:tab/>
-      <w:t>2025-08-31</w:t>
+      <w:t>2025-09-01</w:t>
       <w:br/>
       <w:br/>
     </w:r>

--- a/tillsyn/A 31567-2025 tillsynsbegäran.docx
+++ b/tillsyn/A 31567-2025 tillsynsbegäran.docx
@@ -984,7 +984,7 @@
     <w:r>
       <w:tab/>
       <w:tab/>
-      <w:t>2025-09-01</w:t>
+      <w:t>2025-09-04</w:t>
       <w:br/>
       <w:br/>
     </w:r>

--- a/tillsyn/A 31567-2025 tillsynsbegäran.docx
+++ b/tillsyn/A 31567-2025 tillsynsbegäran.docx
@@ -984,7 +984,7 @@
     <w:r>
       <w:tab/>
       <w:tab/>
-      <w:t>2025-09-04</w:t>
+      <w:t>2025-09-05</w:t>
       <w:br/>
       <w:br/>
     </w:r>

--- a/tillsyn/A 31567-2025 tillsynsbegäran.docx
+++ b/tillsyn/A 31567-2025 tillsynsbegäran.docx
@@ -984,7 +984,7 @@
     <w:r>
       <w:tab/>
       <w:tab/>
-      <w:t>2025-09-05</w:t>
+      <w:t>2025-09-07</w:t>
       <w:br/>
       <w:br/>
     </w:r>

--- a/tillsyn/A 31567-2025 tillsynsbegäran.docx
+++ b/tillsyn/A 31567-2025 tillsynsbegäran.docx
@@ -984,7 +984,7 @@
     <w:r>
       <w:tab/>
       <w:tab/>
-      <w:t>2025-09-07</w:t>
+      <w:t>2025-09-08</w:t>
       <w:br/>
       <w:br/>
     </w:r>

--- a/tillsyn/A 31567-2025 tillsynsbegäran.docx
+++ b/tillsyn/A 31567-2025 tillsynsbegäran.docx
@@ -984,7 +984,7 @@
     <w:r>
       <w:tab/>
       <w:tab/>
-      <w:t>2025-09-08</w:t>
+      <w:t>2025-09-10</w:t>
       <w:br/>
       <w:br/>
     </w:r>
